--- a/downloads/intro-transcript-outro/05_E3.docx
+++ b/downloads/intro-transcript-outro/05_E3.docx
@@ -34,7 +34,23 @@
         <w:rPr>
           <w:color w:val="2EAF7D"/>
         </w:rPr>
-        <w:t xml:space="preserve">Grégoire distingue identifier un problème et le valider. Écoutez tech-push et market-pull, et le rôle de la confrontation au terrain.</w:t>
+        <w:t xml:space="preserve">Vous avez vu l’écart recherche / innovation. Grégoire va le rendre opératoire.</w:t>
+      </w:r>
+    </w:p>
+    <w:p>
+      <w:r>
+        <w:rPr>
+          <w:color w:val="2EAF7D"/>
+        </w:rPr>
+        <w:t xml:space="preserve">Écoutez la différence entre identifier un problème et le valider ; entre tech-push et market-pull ; entre une invention et une adéquation problème-solution.</w:t>
+      </w:r>
+    </w:p>
+    <w:p>
+      <w:r>
+        <w:rPr>
+          <w:color w:val="2EAF7D"/>
+        </w:rPr>
+        <w:t xml:space="preserve">C’est le même vocabulaire que Bernard, mais tourné vers l’action.</w:t>
       </w:r>
     </w:p>
     <w:p>
@@ -316,7 +332,23 @@
         <w:rPr>
           <w:color w:val="F48C2E"/>
         </w:rPr>
-        <w:t xml:space="preserve">Sans adéquation problème-solution, la techno reste une invention. La proposition de valeur se construit avec celles et ceux qui ont le problème.</w:t>
+        <w:t xml:space="preserve">Sans adéquation problème-solution, la techno reste une invention.</w:t>
+      </w:r>
+    </w:p>
+    <w:p>
+      <w:r>
+        <w:rPr>
+          <w:color w:val="F48C2E"/>
+        </w:rPr>
+        <w:t xml:space="preserve">La proposition de valeur se construit avec celles et ceux qui ont le problème.</w:t>
+      </w:r>
+    </w:p>
+    <w:p>
+      <w:r>
+        <w:rPr>
+          <w:color w:val="F48C2E"/>
+        </w:rPr>
+        <w:t xml:space="preserve">Le grain suivant emmène ce fil plus loin : besoin réel, preuve, et sortie du laboratoire.</w:t>
       </w:r>
     </w:p>
     <w:sectPr>

--- a/downloads/intro-transcript-outro/05_E3.docx
+++ b/downloads/intro-transcript-outro/05_E3.docx
@@ -24,7 +24,7 @@
       </w:pPr>
       <w:r>
         <w:rPr>
-          <w:color w:val="2EAF7D"/>
+          <w:color w:val="00AE69"/>
         </w:rPr>
         <w:t xml:space="preserve">Intro</w:t>
       </w:r>
@@ -32,7 +32,7 @@
     <w:p>
       <w:r>
         <w:rPr>
-          <w:color w:val="2EAF7D"/>
+          <w:color w:val="00AE69"/>
         </w:rPr>
         <w:t xml:space="preserve">Vous avez vu l’écart recherche / innovation. Grégoire va le rendre opératoire.</w:t>
       </w:r>
@@ -40,7 +40,7 @@
     <w:p>
       <w:r>
         <w:rPr>
-          <w:color w:val="2EAF7D"/>
+          <w:color w:val="00AE69"/>
         </w:rPr>
         <w:t xml:space="preserve">Écoutez la différence entre identifier un problème et le valider ; entre tech-push et market-pull ; entre une invention et une adéquation problème-solution.</w:t>
       </w:r>
@@ -48,7 +48,7 @@
     <w:p>
       <w:r>
         <w:rPr>
-          <w:color w:val="2EAF7D"/>
+          <w:color w:val="00AE69"/>
         </w:rPr>
         <w:t xml:space="preserve">C’est le même vocabulaire que Bernard, mais tourné vers l’action.</w:t>
       </w:r>
@@ -322,7 +322,7 @@
       </w:pPr>
       <w:r>
         <w:rPr>
-          <w:color w:val="F48C2E"/>
+          <w:color w:val="F0821A"/>
         </w:rPr>
         <w:t xml:space="preserve">Outro</w:t>
       </w:r>
@@ -330,7 +330,7 @@
     <w:p>
       <w:r>
         <w:rPr>
-          <w:color w:val="F48C2E"/>
+          <w:color w:val="F0821A"/>
         </w:rPr>
         <w:t xml:space="preserve">Sans adéquation problème-solution, la techno reste une invention.</w:t>
       </w:r>
@@ -338,7 +338,7 @@
     <w:p>
       <w:r>
         <w:rPr>
-          <w:color w:val="F48C2E"/>
+          <w:color w:val="F0821A"/>
         </w:rPr>
         <w:t xml:space="preserve">La proposition de valeur se construit avec celles et ceux qui ont le problème.</w:t>
       </w:r>
@@ -346,7 +346,7 @@
     <w:p>
       <w:r>
         <w:rPr>
-          <w:color w:val="F48C2E"/>
+          <w:color w:val="F0821A"/>
         </w:rPr>
         <w:t xml:space="preserve">Le grain suivant emmène ce fil plus loin : besoin réel, preuve, et sortie du laboratoire.</w:t>
       </w:r>
@@ -381,7 +381,7 @@
       <w:b/>
       <w:sz w:val="36"/>
       <w:szCs w:val="36"/>
-      <w:color w:val="580F45"/>
+      <w:color w:val="63003C"/>
     </w:rPr>
   </w:style>
   <w:style w:type="paragraph" w:styleId="Heading2">
@@ -397,7 +397,7 @@
       <w:b/>
       <w:sz w:val="26"/>
       <w:szCs w:val="26"/>
-      <w:color w:val="F48C2E"/>
+      <w:color w:val="F0821A"/>
     </w:rPr>
   </w:style>
 </w:styles>
